--- a/data/revised_2026-10_full/tracked/v2/Maths/SS1.3_Quadratic_Equations/Mathematics_Quadratic_Equations_FinalExplanation_TeacherKey_TRACKED.docx
+++ b/data/revised_2026-10_full/tracked/v2/Maths/SS1.3_Quadratic_Equations/Mathematics_Quadratic_Equations_FinalExplanation_TeacherKey_TRACKED.docx
@@ -232,7 +232,7 @@
               </w:rPr>
               <w:t xml:space="preserve">Driving question: How can we use quadratic equations to find unknown dimensions and quantities that help our community solve real planning problems, like building the Harambee hall in Githurai? Use your Driving Question Board, your cumulative model poster and your notes from Lessons 1 to 7. Write your answers in the space under each prompt. Show your working clearly, use the units m, m2, KES and s, and check every solution in its context. Round decimals to 2 d.p. in final answers. Write in full sentences where a prompt asks you to explain.</w:t>
             </w:r>
-            <w:ins w:id="9001" w:author="Claude (AI) - proposed" w:date="2026-10-15T12:57:39Z">
+            <w:ins w:id="9001" w:author="Claude (AI) - proposed" w:date="2026-10-18T00:30:49Z">
               <w:r>
                 <w:rPr>
                   <w:rFonts w:ascii="Arial" w:cs="Arial" w:eastAsia="Arial" w:hAnsi="Arial"/>
@@ -1159,7 +1159,7 @@
               </w:rPr>
               <w:t xml:space="preserve">(a) A Kericho tea farmer fences a plot of length (x + 5) m and width (x + 3) m. Expand the area (x + 5)(x + 3) using the distributive law or FOIL, and write the fencing perimeter in simplest form. Which of the two has an x^2 term, and why? (b) Expand (2x - 1)(3x + 4). (c) Factorise the hall expression w^2 + 2w - 120 into two brackets. Explain how you found the two numbers you needed, and show how you can check your answer. (d) Explain how expanding and factorising are connected.</w:t>
             </w:r>
-            <w:ins w:id="9002" w:author="Claude (AI) - proposed" w:date="2026-10-15T12:57:39Z">
+            <w:ins w:id="9002" w:author="Claude (AI) - proposed" w:date="2026-10-18T00:30:49Z">
               <w:r>
                 <w:rPr>
                   <w:rFonts w:ascii="Arial" w:cs="Arial" w:eastAsia="Arial" w:hAnsi="Arial"/>
@@ -1207,7 +1207,7 @@
               </w:rPr>
               <w:t xml:space="preserve">(a) Area = (x + 5)(x + 3) = x^2 + 3x + 5x + 15 = x^2 + 8x + 15 m2. Perimeter = 2[(x + 5) + (x + 3)] = 4x + 16 m. The area has an x^2 term because one length that contains x is multiplied by another length that contains x. The perimeter only adds lengths, so it stays linear. (b) (2x - 1)(3x + 4) = 6x^2 + 8x - 3x - 4 = 6x^2 + 5x - 4. (c) We need two numbers with product -120 and sum 2. The pair 12 and -10 works because 12 x (-10) = -120 and 12 + (-10) = 2. So w^2 + 2w - 120 = (w + 12)(w - 10). Check by expanding: w^2 - 10w + 12w - 120 = w^2 + 2w - 120, which matches. (d) Factorising is the reverse of expanding. Expanding turns a product of brackets into ax^2 + bx + c, and factorising writes ax^2 + bx + c as a product of brackets again. We can check any factorisation by expanding it.</w:t>
             </w:r>
-            <w:ins w:id="9003" w:author="Claude (AI) - proposed" w:date="2026-10-15T12:57:39Z">
+            <w:ins w:id="9003" w:author="Claude (AI) - proposed" w:date="2026-10-18T00:30:49Z">
               <w:r>
                 <w:rPr>
                   <w:rFonts w:ascii="Arial" w:cs="Arial" w:eastAsia="Arial" w:hAnsi="Arial"/>
@@ -1482,7 +1482,7 @@
               </w:rPr>
               <w:t xml:space="preserve">(a) We need two integers with product -48 and sum 6, and no such pair exists, so the equation does not factorise. (b) x^2 + 6x = 48. Add (6/2)^2 = 9 to both sides: x^2 + 6x + 9 = 57, so (x + 3)^2 = 57. Then x + 3 = +/- sqrt57, so x = -3 +/- sqrt57. sqrt57 = 7.55, so x = 4.55 or x = -10.55. A width cannot be negative, so the width is 4.55 m and the length is 4.55 + 6 = 10.55 m. Check: 4.55 x 10.55 = 48 m2 (approximately). (c) a = 1, b = -30, c = 175. D = 900 - 700 = 200, sqrt200 = 14.14. p = (30 +/- 14.14)/2, so p = 7.93 or p = 22.07 KES. D &gt; 0, so there are two real solutions. Both give revenue of KES 700, but at 7.93 KES she sells about 88 mandazi and at 22.07 KES only about 32. She </w:t>
             </w:r>
-            <w:del w:id="9004" w:author="Claude (AI) - proposed" w:date="2026-10-15T12:57:39Z">
+            <w:del w:id="9004" w:author="Claude (AI) - proposed" w:date="2026-10-18T00:30:49Z">
               <w:r>
                 <w:rPr>
                   <w:rFonts w:ascii="Arial" w:cs="Arial" w:eastAsia="Arial" w:hAnsi="Arial"/>
@@ -1497,7 +1497,7 @@
                 <w:delText xml:space="preserve">should</w:delText>
               </w:r>
             </w:del>
-            <w:ins w:id="9005" w:author="Claude (AI) - proposed" w:date="2026-10-15T12:57:39Z">
+            <w:ins w:id="9005" w:author="Claude (AI) - proposed" w:date="2026-10-18T00:30:49Z">
               <w:r>
                 <w:rPr>
                   <w:rFonts w:ascii="Arial" w:cs="Arial" w:eastAsia="Arial" w:hAnsi="Arial"/>
@@ -1525,7 +1525,7 @@
               </w:rPr>
               <w:t xml:space="preserve"> choose 7.93 KES</w:t>
             </w:r>
-            <w:ins w:id="9006" w:author="Claude (AI) - proposed" w:date="2026-10-15T12:57:39Z">
+            <w:ins w:id="9006" w:author="Claude (AI) - proposed" w:date="2026-10-18T00:30:49Z">
               <w:r>
                 <w:rPr>
                   <w:rFonts w:ascii="Arial" w:cs="Arial" w:eastAsia="Arial" w:hAnsi="Arial"/>
@@ -1553,7 +1553,7 @@
               </w:rPr>
               <w:t xml:space="preserve"> because she sells more mandazi and serves more customers for the same revenue</w:t>
             </w:r>
-            <w:ins w:id="9007" w:author="Claude (AI) - proposed" w:date="2026-10-15T12:57:39Z">
+            <w:ins w:id="9007" w:author="Claude (AI) - proposed" w:date="2026-10-18T00:30:49Z">
               <w:r>
                 <w:rPr>
                   <w:rFonts w:ascii="Arial" w:cs="Arial" w:eastAsia="Arial" w:hAnsi="Arial"/>
@@ -1964,7 +1964,7 @@
               <w:spacing w:after="40" w:before="0"/>
               <w:jc w:val="left"/>
             </w:pPr>
-            <w:ins w:id="9008" w:author="Claude (AI) - proposed" w:date="2026-10-15T12:57:39Z">
+            <w:ins w:id="9008" w:author="Claude (AI) - proposed" w:date="2026-10-18T00:30:49Z">
               <w:r>
                 <w:rPr>
                   <w:rFonts w:ascii="Arial" w:cs="Arial" w:eastAsia="Arial" w:hAnsi="Arial"/>
@@ -2012,7 +2012,7 @@
               <w:spacing w:after="40" w:before="0"/>
               <w:jc w:val="left"/>
             </w:pPr>
-            <w:ins w:id="9009" w:author="Claude (AI) - proposed" w:date="2026-10-15T12:57:39Z">
+            <w:ins w:id="9009" w:author="Claude (AI) - proposed" w:date="2026-10-18T00:30:49Z">
               <w:r>
                 <w:rPr>
                   <w:rFonts w:ascii="Arial" w:cs="Arial" w:eastAsia="Arial" w:hAnsi="Arial"/>
@@ -2060,7 +2060,7 @@
               <w:spacing w:after="40" w:before="0"/>
               <w:jc w:val="left"/>
             </w:pPr>
-            <w:ins w:id="9010" w:author="Claude (AI) - proposed" w:date="2026-10-15T12:57:39Z">
+            <w:ins w:id="9010" w:author="Claude (AI) - proposed" w:date="2026-10-18T00:30:49Z">
               <w:r>
                 <w:rPr>
                   <w:rFonts w:ascii="Arial" w:cs="Arial" w:eastAsia="Arial" w:hAnsi="Arial"/>
@@ -2123,7 +2123,7 @@
               </w:rPr>
               <w:t xml:space="preserve">Expanding</w:t>
             </w:r>
-            <w:del w:id="9011" w:author="Claude (AI) - proposed" w:date="2026-10-15T12:57:39Z">
+            <w:del w:id="9011" w:author="Claude (AI) - proposed" w:date="2026-10-18T00:30:49Z">
               <w:r>
                 <w:rPr>
                   <w:rFonts w:ascii="Arial" w:cs="Arial" w:eastAsia="Arial" w:hAnsi="Arial"/>
@@ -2138,7 +2138,7 @@
                 <w:delText xml:space="preserve"> and factorising</w:delText>
               </w:r>
             </w:del>
-            <w:ins w:id="9012" w:author="Claude (AI) - proposed" w:date="2026-10-15T12:57:39Z">
+            <w:ins w:id="9012" w:author="Claude (AI) - proposed" w:date="2026-10-18T00:30:49Z">
               <w:r>
                 <w:rPr>
                   <w:rFonts w:ascii="Arial" w:cs="Arial" w:eastAsia="Arial" w:hAnsi="Arial"/>
@@ -2186,7 +2186,7 @@
               <w:spacing w:after="40" w:before="0"/>
               <w:jc w:val="left"/>
             </w:pPr>
-            <w:ins w:id="9013" w:author="Claude (AI) - proposed" w:date="2026-10-15T12:57:39Z">
+            <w:ins w:id="9013" w:author="Claude (AI) - proposed" w:date="2026-10-18T00:30:49Z">
               <w:r>
                 <w:rPr>
                   <w:rFonts w:ascii="Arial" w:cs="Arial" w:eastAsia="Arial" w:hAnsi="Arial"/>
@@ -2214,7 +2214,7 @@
               </w:rPr>
               <w:t xml:space="preserve">Expands (x + 5)(x + 3) and (2x - 1)(3x + 4) correctly, factorises w^2 + 2w - 120 as (w + 12)(w - 10), </w:t>
             </w:r>
-            <w:del w:id="9014" w:author="Claude (AI) - proposed" w:date="2026-10-15T12:57:39Z">
+            <w:del w:id="9014" w:author="Claude (AI) - proposed" w:date="2026-10-18T00:30:49Z">
               <w:r>
                 <w:rPr>
                   <w:rFonts w:ascii="Arial" w:cs="Arial" w:eastAsia="Arial" w:hAnsi="Arial"/>
@@ -2242,7 +2242,7 @@
               </w:rPr>
               <w:t xml:space="preserve">checks by expanding</w:t>
             </w:r>
-            <w:ins w:id="9015" w:author="Claude (AI) - proposed" w:date="2026-10-15T12:57:39Z">
+            <w:ins w:id="9015" w:author="Claude (AI) - proposed" w:date="2026-10-18T00:30:49Z">
               <w:r>
                 <w:rPr>
                   <w:rFonts w:ascii="Arial" w:cs="Arial" w:eastAsia="Arial" w:hAnsi="Arial"/>
@@ -2290,7 +2290,7 @@
               <w:spacing w:after="40" w:before="0"/>
               <w:jc w:val="left"/>
             </w:pPr>
-            <w:ins w:id="9016" w:author="Claude (AI) - proposed" w:date="2026-10-15T12:57:39Z">
+            <w:ins w:id="9016" w:author="Claude (AI) - proposed" w:date="2026-10-18T00:30:49Z">
               <w:r>
                 <w:rPr>
                   <w:rFonts w:ascii="Arial" w:cs="Arial" w:eastAsia="Arial" w:hAnsi="Arial"/>
@@ -2318,7 +2318,7 @@
               </w:rPr>
               <w:t xml:space="preserve">Expands and factorises mostly correctly, with a minor sign or collecting-terms error or no check</w:t>
             </w:r>
-            <w:ins w:id="9017" w:author="Claude (AI) - proposed" w:date="2026-10-15T12:57:39Z">
+            <w:ins w:id="9017" w:author="Claude (AI) - proposed" w:date="2026-10-18T00:30:49Z">
               <w:r>
                 <w:rPr>
                   <w:rFonts w:ascii="Arial" w:cs="Arial" w:eastAsia="Arial" w:hAnsi="Arial"/>
@@ -2366,7 +2366,7 @@
               <w:spacing w:after="40" w:before="0"/>
               <w:jc w:val="left"/>
             </w:pPr>
-            <w:ins w:id="9018" w:author="Claude (AI) - proposed" w:date="2026-10-15T12:57:39Z">
+            <w:ins w:id="9018" w:author="Claude (AI) - proposed" w:date="2026-10-18T00:30:49Z">
               <w:r>
                 <w:rPr>
                   <w:rFonts w:ascii="Arial" w:cs="Arial" w:eastAsia="Arial" w:hAnsi="Arial"/>
@@ -2394,7 +2394,7 @@
               </w:rPr>
               <w:t xml:space="preserve">Several errors in expanding or factorising, </w:t>
             </w:r>
-            <w:del w:id="9019" w:author="Claude (AI) - proposed" w:date="2026-10-15T12:57:39Z">
+            <w:del w:id="9019" w:author="Claude (AI) - proposed" w:date="2026-10-18T00:30:49Z">
               <w:r>
                 <w:rPr>
                   <w:rFonts w:ascii="Arial" w:cs="Arial" w:eastAsia="Arial" w:hAnsi="Arial"/>
@@ -2422,7 +2422,7 @@
               </w:rPr>
               <w:t xml:space="preserve">no connection made between the two</w:t>
             </w:r>
-            <w:ins w:id="9020" w:author="Claude (AI) - proposed" w:date="2026-10-15T12:57:39Z">
+            <w:ins w:id="9020" w:author="Claude (AI) - proposed" w:date="2026-10-18T00:30:49Z">
               <w:r>
                 <w:rPr>
                   <w:rFonts w:ascii="Arial" w:cs="Arial" w:eastAsia="Arial" w:hAnsi="Arial"/>
@@ -2505,7 +2505,7 @@
               <w:spacing w:after="40" w:before="0"/>
               <w:jc w:val="left"/>
             </w:pPr>
-            <w:ins w:id="9021" w:author="Claude (AI) - proposed" w:date="2026-10-15T12:57:39Z">
+            <w:ins w:id="9021" w:author="Claude (AI) - proposed" w:date="2026-10-18T00:30:49Z">
               <w:r>
                 <w:rPr>
                   <w:rFonts w:ascii="Arial" w:cs="Arial" w:eastAsia="Arial" w:hAnsi="Arial"/>
@@ -2553,7 +2553,7 @@
               <w:spacing w:after="40" w:before="0"/>
               <w:jc w:val="left"/>
             </w:pPr>
-            <w:ins w:id="9022" w:author="Claude (AI) - proposed" w:date="2026-10-15T12:57:39Z">
+            <w:ins w:id="9022" w:author="Claude (AI) - proposed" w:date="2026-10-18T00:30:49Z">
               <w:r>
                 <w:rPr>
                   <w:rFonts w:ascii="Arial" w:cs="Arial" w:eastAsia="Arial" w:hAnsi="Arial"/>
@@ -2601,7 +2601,7 @@
               <w:spacing w:after="40" w:before="0"/>
               <w:jc w:val="left"/>
             </w:pPr>
-            <w:ins w:id="9023" w:author="Claude (AI) - proposed" w:date="2026-10-15T12:57:39Z">
+            <w:ins w:id="9023" w:author="Claude (AI) - proposed" w:date="2026-10-18T00:30:49Z">
               <w:r>
                 <w:rPr>
                   <w:rFonts w:ascii="Arial" w:cs="Arial" w:eastAsia="Arial" w:hAnsi="Arial"/>
@@ -2684,7 +2684,7 @@
               <w:spacing w:after="40" w:before="0"/>
               <w:jc w:val="left"/>
             </w:pPr>
-            <w:ins w:id="9024" w:author="Claude (AI) - proposed" w:date="2026-10-15T12:57:39Z">
+            <w:ins w:id="9024" w:author="Claude (AI) - proposed" w:date="2026-10-18T00:30:49Z">
               <w:r>
                 <w:rPr>
                   <w:rFonts w:ascii="Arial" w:cs="Arial" w:eastAsia="Arial" w:hAnsi="Arial"/>
@@ -2712,7 +2712,7 @@
               </w:rPr>
               <w:t xml:space="preserve">Rejects w = -12 with a clear reason, states width 10 m and length 12 m with a check of 120 m2, explains D &gt; 0, D = 0 and D &lt; 0 correctly, and justifies the mandazi price choice</w:t>
             </w:r>
-            <w:ins w:id="9025" w:author="Claude (AI) - proposed" w:date="2026-10-15T12:57:39Z">
+            <w:ins w:id="9025" w:author="Claude (AI) - proposed" w:date="2026-10-18T00:30:49Z">
               <w:r>
                 <w:rPr>
                   <w:rFonts w:ascii="Arial" w:cs="Arial" w:eastAsia="Arial" w:hAnsi="Arial"/>
@@ -2760,7 +2760,7 @@
               <w:spacing w:after="40" w:before="0"/>
               <w:jc w:val="left"/>
             </w:pPr>
-            <w:ins w:id="9026" w:author="Claude (AI) - proposed" w:date="2026-10-15T12:57:39Z">
+            <w:ins w:id="9026" w:author="Claude (AI) - proposed" w:date="2026-10-18T00:30:49Z">
               <w:r>
                 <w:rPr>
                   <w:rFonts w:ascii="Arial" w:cs="Arial" w:eastAsia="Arial" w:hAnsi="Arial"/>
@@ -2808,7 +2808,7 @@
               <w:spacing w:after="40" w:before="0"/>
               <w:jc w:val="left"/>
             </w:pPr>
-            <w:ins w:id="9027" w:author="Claude (AI) - proposed" w:date="2026-10-15T12:57:39Z">
+            <w:ins w:id="9027" w:author="Claude (AI) - proposed" w:date="2026-10-18T00:30:49Z">
               <w:r>
                 <w:rPr>
                   <w:rFonts w:ascii="Arial" w:cs="Arial" w:eastAsia="Arial" w:hAnsi="Arial"/>
@@ -2891,7 +2891,7 @@
               <w:spacing w:after="40" w:before="0"/>
               <w:jc w:val="left"/>
             </w:pPr>
-            <w:ins w:id="9028" w:author="Claude (AI) - proposed" w:date="2026-10-15T12:57:39Z">
+            <w:ins w:id="9028" w:author="Claude (AI) - proposed" w:date="2026-10-18T00:30:49Z">
               <w:r>
                 <w:rPr>
                   <w:rFonts w:ascii="Arial" w:cs="Arial" w:eastAsia="Arial" w:hAnsi="Arial"/>
@@ -2939,7 +2939,7 @@
               <w:spacing w:after="40" w:before="0"/>
               <w:jc w:val="left"/>
             </w:pPr>
-            <w:ins w:id="9029" w:author="Claude (AI) - proposed" w:date="2026-10-15T12:57:39Z">
+            <w:ins w:id="9029" w:author="Claude (AI) - proposed" w:date="2026-10-18T00:30:49Z">
               <w:r>
                 <w:rPr>
                   <w:rFonts w:ascii="Arial" w:cs="Arial" w:eastAsia="Arial" w:hAnsi="Arial"/>
@@ -2987,7 +2987,7 @@
               <w:spacing w:after="40" w:before="0"/>
               <w:jc w:val="left"/>
             </w:pPr>
-            <w:ins w:id="9030" w:author="Claude (AI) - proposed" w:date="2026-10-15T12:57:39Z">
+            <w:ins w:id="9030" w:author="Claude (AI) - proposed" w:date="2026-10-18T00:30:49Z">
               <w:r>
                 <w:rPr>
                   <w:rFonts w:ascii="Arial" w:cs="Arial" w:eastAsia="Arial" w:hAnsi="Arial"/>
@@ -3137,7 +3137,7 @@
         </w:rPr>
         <w:t xml:space="preserve">© 2026 SeaVuria and ARES. This work is licensed under a </w:t>
       </w:r>
-      <w:hyperlink w:history="1" r:id="rIda2qrk2pndwuyo8igrnrfe">
+      <w:hyperlink w:history="1" r:id="rId_1f7xuojfiunx_wrzjo_f">
         <w:r>
           <w:rPr>
             <w:rFonts w:ascii="Arial" w:cs="Arial" w:eastAsia="Arial" w:hAnsi="Arial"/>
@@ -3157,7 +3157,7 @@
         </w:rPr>
         <w:t xml:space="preserve"> (</w:t>
       </w:r>
-      <w:hyperlink w:history="1" r:id="rIdxpszhtb8q8msy62shriki">
+      <w:hyperlink w:history="1" r:id="rId6unubpnb-sy40p-coelgy">
         <w:r>
           <w:rPr>
             <w:rFonts w:ascii="Arial" w:cs="Arial" w:eastAsia="Arial" w:hAnsi="Arial"/>
@@ -3177,7 +3177,7 @@
         </w:rPr>
         <w:t xml:space="preserve">). To view a copy of this license, visit </w:t>
       </w:r>
-      <w:hyperlink w:history="1" r:id="rIdomqi8_zybzrivjkwsqfbz">
+      <w:hyperlink w:history="1" r:id="rIdfrlrdkrrjgcu9k3_roinc">
         <w:r>
           <w:rPr>
             <w:rFonts w:ascii="Arial" w:cs="Arial" w:eastAsia="Arial" w:hAnsi="Arial"/>
